--- a/1-2026-2027/3-M/1-Semester-1/5-/4- اوراق عمل/مهارات رقمية - ثالث متوسط - اسبوع 5.docx
+++ b/1-2026-2027/3-M/1-Semester-1/5-/4- اوراق عمل/مهارات رقمية - ثالث متوسط - اسبوع 5.docx
@@ -379,7 +379,14 @@
               <w:rtl/>
               <w:lang w:bidi="ar-EG"/>
             </w:rPr>
-            <w:t>مشرف المادة : د / رضا حرب</w:t>
+            <w:t xml:space="preserve">مشرف المادة : </w:t>
+          </w:r>
+          <w:r>
+            <w:rPr>
+              <w:rtl/>
+              <w:lang w:bidi="ar-EG"/>
+            </w:rPr>
+            <w:t>بهاء المهدي</w:t>
           </w:r>
         </w:p>
       </w:tc>
@@ -602,7 +609,31 @@
                               <w:rtl/>
                               <w:lang w:eastAsia="ar-SA"/>
                             </w:rPr>
-                            <w:t>الصف الأول المتوسط</w:t>
+                            <w:t>الصف ال</w:t>
+                          </w:r>
+                          <w:r>
+                            <w:rPr>
+                              <w:rFonts w:ascii="Times New Roman" w:eastAsia="Times New Roman" w:hAnsi="Times New Roman" w:cs="AL-Mohanad Bold" w:hint="cs"/>
+                              <w:b/>
+                              <w:bCs/>
+                              <w:sz w:val="20"/>
+                              <w:szCs w:val="20"/>
+                              <w:rtl/>
+                              <w:lang w:eastAsia="ar-SA"/>
+                            </w:rPr>
+                            <w:t>ثالث</w:t>
+                          </w:r>
+                          <w:r>
+                            <w:rPr>
+                              <w:rFonts w:ascii="Times New Roman" w:eastAsia="Times New Roman" w:hAnsi="Times New Roman" w:cs="AL-Mohanad Bold"/>
+                              <w:b/>
+                              <w:bCs/>
+                              <w:sz w:val="20"/>
+                              <w:szCs w:val="20"/>
+                              <w:rtl/>
+                              <w:lang w:eastAsia="ar-SA"/>
+                            </w:rPr>
+                            <w:t xml:space="preserve"> المتوسط</w:t>
                           </w:r>
                         </w:p>
                         <w:p>
@@ -842,7 +873,31 @@
                         <w:rtl/>
                         <w:lang w:eastAsia="ar-SA"/>
                       </w:rPr>
-                      <w:t>الصف الأول المتوسط</w:t>
+                      <w:t>الصف ال</w:t>
+                    </w:r>
+                    <w:r>
+                      <w:rPr>
+                        <w:rFonts w:ascii="Times New Roman" w:eastAsia="Times New Roman" w:hAnsi="Times New Roman" w:cs="AL-Mohanad Bold" w:hint="cs"/>
+                        <w:b/>
+                        <w:bCs/>
+                        <w:sz w:val="20"/>
+                        <w:szCs w:val="20"/>
+                        <w:rtl/>
+                        <w:lang w:eastAsia="ar-SA"/>
+                      </w:rPr>
+                      <w:t>ثالث</w:t>
+                    </w:r>
+                    <w:r>
+                      <w:rPr>
+                        <w:rFonts w:ascii="Times New Roman" w:eastAsia="Times New Roman" w:hAnsi="Times New Roman" w:cs="AL-Mohanad Bold"/>
+                        <w:b/>
+                        <w:bCs/>
+                        <w:sz w:val="20"/>
+                        <w:szCs w:val="20"/>
+                        <w:rtl/>
+                        <w:lang w:eastAsia="ar-SA"/>
+                      </w:rPr>
+                      <w:t xml:space="preserve"> المتوسط</w:t>
                     </w:r>
                   </w:p>
                   <w:p>
@@ -2685,7 +2740,6 @@
   <w:style w:type="character" w:default="1" w:styleId="DefaultParagraphFont">
     <w:name w:val="Default Paragraph Font"/>
     <w:uiPriority w:val="1"/>
-    <w:semiHidden/>
     <w:unhideWhenUsed/>
   </w:style>
   <w:style w:type="table" w:default="1" w:styleId="TableNormal">
